--- a/2502031030022_Report_WT_UIUX.docx
+++ b/2502031030022_Report_WT_UIUX.docx
@@ -211,19 +211,11 @@
           <w:sz w:val="36"/>
         </w:rPr>
       </w:pPr>
-      <w:proofErr w:type="gramStart"/>
       <w:r>
         <w:rPr>
           <w:sz w:val="36"/>
         </w:rPr>
-        <w:t>Name :</w:t>
-      </w:r>
-      <w:proofErr w:type="gramEnd"/>
-      <w:r>
-        <w:rPr>
-          <w:sz w:val="36"/>
-        </w:rPr>
-        <w:t xml:space="preserve"> </w:t>
+        <w:t xml:space="preserve">Name : </w:t>
       </w:r>
       <w:r>
         <w:rPr>
@@ -244,7 +236,6 @@
         </w:rPr>
         <w:t xml:space="preserve"> </w:t>
       </w:r>
-      <w:proofErr w:type="gramStart"/>
       <w:r>
         <w:rPr>
           <w:sz w:val="36"/>
@@ -264,7 +255,6 @@
         </w:rPr>
         <w:t>:</w:t>
       </w:r>
-      <w:proofErr w:type="gramEnd"/>
       <w:r>
         <w:rPr>
           <w:spacing w:val="-23"/>
@@ -291,23 +281,7 @@
           <w:color w:val="1F1F1F"/>
           <w:sz w:val="36"/>
         </w:rPr>
-        <w:t xml:space="preserve"> </w:t>
-      </w:r>
-      <w:proofErr w:type="gramStart"/>
-      <w:r>
-        <w:rPr>
-          <w:color w:val="1F1F1F"/>
-          <w:sz w:val="36"/>
-        </w:rPr>
-        <w:t>Sem :</w:t>
-      </w:r>
-      <w:proofErr w:type="gramEnd"/>
-      <w:r>
-        <w:rPr>
-          <w:color w:val="1F1F1F"/>
-          <w:sz w:val="36"/>
-        </w:rPr>
-        <w:t xml:space="preserve"> 4</w:t>
+        <w:t xml:space="preserve"> Sem : 4</w:t>
       </w:r>
     </w:p>
     <w:p>
@@ -335,7 +309,6 @@
           <w:sz w:val="36"/>
         </w:rPr>
       </w:pPr>
-      <w:proofErr w:type="gramStart"/>
       <w:r>
         <w:rPr>
           <w:color w:val="1F1F1F"/>
@@ -358,7 +331,6 @@
         </w:rPr>
         <w:t>:</w:t>
       </w:r>
-      <w:proofErr w:type="gramEnd"/>
       <w:r>
         <w:rPr>
           <w:color w:val="1F1F1F"/>
@@ -428,7 +400,6 @@
         </w:rPr>
         <w:t xml:space="preserve"> </w:t>
       </w:r>
-      <w:proofErr w:type="gramStart"/>
       <w:r>
         <w:t>1</w:t>
       </w:r>
@@ -441,7 +412,6 @@
       <w:r>
         <w:t>:</w:t>
       </w:r>
-      <w:proofErr w:type="gramEnd"/>
       <w:r>
         <w:rPr>
           <w:spacing w:val="9"/>
@@ -1007,13 +977,17 @@
         <w:jc w:val="both"/>
       </w:pPr>
       <w:r>
-        <w:t>A modern dark-theme Gym Website UI named '</w:t>
-      </w:r>
-      <w:proofErr w:type="spellStart"/>
+        <w:t xml:space="preserve">A modern </w:t>
+      </w:r>
+      <w:r>
+        <w:t>Musical Instrunment</w:t>
+      </w:r>
+      <w:r>
+        <w:t xml:space="preserve"> Website UI named '</w:t>
+      </w:r>
       <w:r>
         <w:t>HarmonyHub</w:t>
       </w:r>
-      <w:proofErr w:type="spellEnd"/>
       <w:r>
         <w:t>' was designed in Figma. The design follows modern UI/UX principles including grid layout, spacing system, and responsive</w:t>
       </w:r>
@@ -1137,20 +1111,12 @@
         </w:tabs>
         <w:ind w:left="157" w:hanging="126"/>
       </w:pPr>
-      <w:proofErr w:type="spellStart"/>
-      <w:r>
-        <w:rPr>
-          <w:spacing w:val="-2"/>
-        </w:rPr>
-        <w:t>Product</w:t>
-      </w:r>
-      <w:r>
-        <w:rPr>
-          <w:spacing w:val="-2"/>
-        </w:rPr>
-        <w:t>Details</w:t>
-      </w:r>
-      <w:proofErr w:type="spellEnd"/>
+      <w:r>
+        <w:rPr>
+          <w:spacing w:val="-2"/>
+        </w:rPr>
+        <w:t>ProductDetails</w:t>
+      </w:r>
     </w:p>
     <w:p>
       <w:pPr>
@@ -1185,14 +1151,12 @@
         <w:spacing w:before="248"/>
         <w:ind w:left="157" w:hanging="126"/>
       </w:pPr>
-      <w:proofErr w:type="spellStart"/>
       <w:r>
         <w:rPr>
           <w:spacing w:val="-2"/>
         </w:rPr>
         <w:t>CheckOut</w:t>
       </w:r>
-      <w:proofErr w:type="spellEnd"/>
     </w:p>
     <w:p>
       <w:pPr>
@@ -1459,15 +1423,7 @@
         <w:t xml:space="preserve"> </w:t>
       </w:r>
       <w:r>
-        <w:t xml:space="preserve">and responsive spacing </w:t>
-      </w:r>
-      <w:proofErr w:type="gramStart"/>
-      <w:r>
-        <w:t>were</w:t>
-      </w:r>
-      <w:proofErr w:type="gramEnd"/>
-      <w:r>
-        <w:t xml:space="preserve"> applied.</w:t>
+        <w:t>and responsive spacing were applied.</w:t>
       </w:r>
     </w:p>
     <w:p>
@@ -1494,7 +1450,6 @@
         </w:rPr>
         <w:t xml:space="preserve"> </w:t>
       </w:r>
-      <w:proofErr w:type="gramStart"/>
       <w:r>
         <w:rPr>
           <w:b/>
@@ -1516,7 +1471,6 @@
         </w:rPr>
         <w:t>:</w:t>
       </w:r>
-      <w:proofErr w:type="gramEnd"/>
     </w:p>
     <w:p>
       <w:pPr>
